--- a/backend/templates/amcp_template_format_b.docx
+++ b/backend/templates/amcp_template_format_b.docx
@@ -698,8 +698,6 @@
     <w:p>
       <w:pPr>
         <w:pStyle w:val="Heading1"/>
-        <w:keepNext/>
-        <w:spacing w:before="240" w:after="240"/>
       </w:pPr>
       <w:r/>
       <w:r>
@@ -730,8 +728,6 @@
     <w:p>
       <w:pPr>
         <w:pStyle w:val="Heading1"/>
-        <w:keepNext/>
-        <w:spacing w:before="240" w:after="240"/>
       </w:pPr>
       <w:r/>
       <w:r>
@@ -762,8 +758,6 @@
     <w:p>
       <w:pPr>
         <w:pStyle w:val="Heading1"/>
-        <w:keepNext/>
-        <w:spacing w:before="240" w:after="240"/>
       </w:pPr>
       <w:r/>
       <w:r>
@@ -794,8 +788,6 @@
     <w:p>
       <w:pPr>
         <w:pStyle w:val="Heading1"/>
-        <w:keepNext/>
-        <w:spacing w:before="240" w:after="240"/>
       </w:pPr>
       <w:r/>
       <w:r>
@@ -826,8 +818,6 @@
     <w:p>
       <w:pPr>
         <w:pStyle w:val="Heading1"/>
-        <w:keepNext/>
-        <w:spacing w:before="240" w:after="240"/>
       </w:pPr>
       <w:r/>
       <w:r>
@@ -858,8 +848,6 @@
     <w:p>
       <w:pPr>
         <w:pStyle w:val="Heading1"/>
-        <w:keepNext/>
-        <w:spacing w:before="240" w:after="240"/>
       </w:pPr>
       <w:r/>
       <w:r>
